--- a/spa/docx/62.content.docx
+++ b/spa/docx/62.content.docx
@@ -28,22 +28,6 @@
       </w:r>
     </w:p>
     <w:p>
-      <w:pPr>
-        <w:pStyle w:val="Heading2"/>
-      </w:pPr>
-      <w:r>
-        <w:rPr>
-          <w:lang w:val="es_ES" w:bidi="es_ES"/>
-        </w:rPr>
-        <w:t>License Information</w:t>
-      </w:r>
-      <w:r>
-        <w:rPr>
-          <w:lang w:val="es_ES" w:bidi="es_ES"/>
-        </w:rPr>
-      </w:r>
-    </w:p>
-    <w:p>
       <w:pPr/>
       <w:r>
         <w:rPr>
@@ -61,13 +45,7 @@
         <w:rPr>
           <w:lang w:val="es_ES" w:bidi="es_ES"/>
         </w:rPr>
-        <w:t xml:space="preserve"> (Spanish) is based on</w:t>
-      </w:r>
-      <w:r>
-        <w:rPr>
-          <w:lang w:val="es_ES" w:bidi="es_ES"/>
-        </w:rPr>
-        <w:t xml:space="preserve">: </w:t>
+        <w:t xml:space="preserve"> (Spanish) is based on: </w:t>
       </w:r>
       <w:r>
         <w:rPr>
@@ -188,19 +166,6 @@
       <w:pPr>
         <w:pStyle w:val="Heading2"/>
       </w:pPr>
-      <w:r>
-        <w:rPr>
-          <w:lang w:val="es_ES" w:bidi="es_ES"/>
-        </w:rPr>
-      </w:r>
-    </w:p>
-    <w:p>
-      <w:pPr/>
-      <w:r>
-        <w:rPr>
-          <w:lang w:val="es_ES" w:bidi="es_ES"/>
-        </w:rPr>
-      </w:r>
       <w:r>
         <w:rPr>
           <w:lang w:val="es_ES" w:bidi="es_ES"/>

--- a/spa/docx/62.content.docx
+++ b/spa/docx/62.content.docx
@@ -45,19 +45,7 @@
         <w:rPr>
           <w:lang w:val="es_ES" w:bidi="es_ES"/>
         </w:rPr>
-        <w:t xml:space="preserve"> (Spanish) is based on: </w:t>
-      </w:r>
-      <w:r>
-        <w:rPr>
-          <w:lang w:val="es_ES" w:bidi="es_ES"/>
-        </w:rPr>
-        <w:t>Reina Valera 1909</w:t>
-      </w:r>
-      <w:r>
-        <w:rPr>
-          <w:lang w:val="es_ES" w:bidi="es_ES"/>
-        </w:rPr>
-        <w:t xml:space="preserve">, </w:t>
+        <w:t xml:space="preserve"> © 1909 </w:t>
       </w:r>
       <w:hyperlink r:id="rId13">
         <w:r>
@@ -75,9 +63,9 @@
         <w:rPr>
           <w:lang w:val="es_ES" w:bidi="es_ES"/>
         </w:rPr>
-        <w:t xml:space="preserve">, None, which is licensed under a </w:t>
-      </w:r>
-      <w:hyperlink r:id="rId14">
+        <w:t xml:space="preserve">, licensed under a </w:t>
+      </w:r>
+      <w:hyperlink r:id="rId13">
         <w:r>
           <w:rPr>
             <w:lang w:val="es_ES" w:bidi="es_ES"/>
@@ -94,25 +82,6 @@
           <w:lang w:val="es_ES" w:bidi="es_ES"/>
         </w:rPr>
         <w:t>.</w:t>
-      </w:r>
-      <w:r>
-        <w:rPr>
-          <w:lang w:val="es_ES" w:bidi="es_ES"/>
-        </w:rPr>
-      </w:r>
-    </w:p>
-    <w:p>
-      <w:pPr/>
-      <w:r>
-        <w:rPr>
-          <w:lang w:val="es_ES" w:bidi="es_ES"/>
-        </w:rPr>
-      </w:r>
-      <w:r>
-        <w:rPr>
-          <w:lang w:val="es_ES" w:bidi="es_ES"/>
-        </w:rPr>
-        <w:t>This PDF version is provided under the same license.</w:t>
       </w:r>
       <w:r>
         <w:rPr>
@@ -212,14 +181,6 @@
       </w:pPr>
     </w:p>
     <w:p>
-      <w:pPr/>
-      <w:r>
-        <w:rPr>
-          <w:lang w:val="es_ES" w:bidi="es_ES"/>
-        </w:rPr>
-      </w:r>
-    </w:p>
-    <w:p>
       <w:pPr>
         <w:pStyle w:val="Heading2"/>
       </w:pPr>
@@ -227,7 +188,7 @@
         <w:rPr>
           <w:lang w:val="es_ES" w:bidi="es_ES"/>
         </w:rPr>
-        <w:t>1 John 1:1</w:t>
+        <w:t>1 Juan 1:1</w:t>
       </w:r>
       <w:r>
         <w:rPr>
@@ -255,24 +216,6 @@
         </w:rPr>
         <w:t xml:space="preserve"> LO que era desde el principio, lo que hemos oído, lo que hemos visto con nuestros ojos, lo que hemos mirado, y palparon nuestras manos tocante al Verbo de vida;</w:t>
       </w:r>
-      <w:r>
-        <w:rPr>
-          <w:lang w:val="es_ES" w:bidi="es_ES"/>
-        </w:rPr>
-      </w:r>
-      <w:r>
-        <w:rPr>
-          <w:lang w:val="es_ES" w:bidi="es_ES"/>
-        </w:rPr>
-      </w:r>
-    </w:p>
-    <w:p>
-      <w:pPr/>
-      <w:r>
-        <w:rPr>
-          <w:lang w:val="es_ES" w:bidi="es_ES"/>
-        </w:rPr>
-      </w:r>
     </w:p>
     <w:p>
       <w:pPr/>
@@ -294,24 +237,6 @@
         </w:rPr>
         <w:t xml:space="preserve"> (Porque la vida fué manifestada, y vimos, y testificamos, y os anunciamos aquella vida eterna, la cual estaba con el Padre, y nos ha aparecido;)</w:t>
       </w:r>
-      <w:r>
-        <w:rPr>
-          <w:lang w:val="es_ES" w:bidi="es_ES"/>
-        </w:rPr>
-      </w:r>
-      <w:r>
-        <w:rPr>
-          <w:lang w:val="es_ES" w:bidi="es_ES"/>
-        </w:rPr>
-      </w:r>
-    </w:p>
-    <w:p>
-      <w:pPr/>
-      <w:r>
-        <w:rPr>
-          <w:lang w:val="es_ES" w:bidi="es_ES"/>
-        </w:rPr>
-      </w:r>
     </w:p>
     <w:p>
       <w:pPr/>
@@ -333,24 +258,6 @@
         </w:rPr>
         <w:t xml:space="preserve"> Lo que hemos visto y oído, eso os anunciamos, para que también vosotros tengáis comunión con nosotros: y nuestra comunión verdaderamente es con el Padre, y con su Hijo Jesucristo.</w:t>
       </w:r>
-      <w:r>
-        <w:rPr>
-          <w:lang w:val="es_ES" w:bidi="es_ES"/>
-        </w:rPr>
-      </w:r>
-      <w:r>
-        <w:rPr>
-          <w:lang w:val="es_ES" w:bidi="es_ES"/>
-        </w:rPr>
-      </w:r>
-    </w:p>
-    <w:p>
-      <w:pPr/>
-      <w:r>
-        <w:rPr>
-          <w:lang w:val="es_ES" w:bidi="es_ES"/>
-        </w:rPr>
-      </w:r>
     </w:p>
     <w:p>
       <w:pPr/>
@@ -372,24 +279,6 @@
         </w:rPr>
         <w:t xml:space="preserve"> Y estas cosas os escribimos, para que vuestro gozo sea cumplido.</w:t>
       </w:r>
-      <w:r>
-        <w:rPr>
-          <w:lang w:val="es_ES" w:bidi="es_ES"/>
-        </w:rPr>
-      </w:r>
-      <w:r>
-        <w:rPr>
-          <w:lang w:val="es_ES" w:bidi="es_ES"/>
-        </w:rPr>
-      </w:r>
-    </w:p>
-    <w:p>
-      <w:pPr/>
-      <w:r>
-        <w:rPr>
-          <w:lang w:val="es_ES" w:bidi="es_ES"/>
-        </w:rPr>
-      </w:r>
     </w:p>
     <w:p>
       <w:pPr/>
@@ -411,24 +300,6 @@
         </w:rPr>
         <w:t xml:space="preserve"> Y este es el mensaje que oímos de él, y os anunciamos: Que Dios es luz, y en él no hay ningunas tinieblas.</w:t>
       </w:r>
-      <w:r>
-        <w:rPr>
-          <w:lang w:val="es_ES" w:bidi="es_ES"/>
-        </w:rPr>
-      </w:r>
-      <w:r>
-        <w:rPr>
-          <w:lang w:val="es_ES" w:bidi="es_ES"/>
-        </w:rPr>
-      </w:r>
-    </w:p>
-    <w:p>
-      <w:pPr/>
-      <w:r>
-        <w:rPr>
-          <w:lang w:val="es_ES" w:bidi="es_ES"/>
-        </w:rPr>
-      </w:r>
     </w:p>
     <w:p>
       <w:pPr/>
@@ -450,24 +321,6 @@
         </w:rPr>
         <w:t xml:space="preserve"> Si nosotros dijéremos que tenemos comunión con él, y andamos en tinieblas, mentimos, y no hacemos la verdad;</w:t>
       </w:r>
-      <w:r>
-        <w:rPr>
-          <w:lang w:val="es_ES" w:bidi="es_ES"/>
-        </w:rPr>
-      </w:r>
-      <w:r>
-        <w:rPr>
-          <w:lang w:val="es_ES" w:bidi="es_ES"/>
-        </w:rPr>
-      </w:r>
-    </w:p>
-    <w:p>
-      <w:pPr/>
-      <w:r>
-        <w:rPr>
-          <w:lang w:val="es_ES" w:bidi="es_ES"/>
-        </w:rPr>
-      </w:r>
     </w:p>
     <w:p>
       <w:pPr/>
@@ -489,24 +342,6 @@
         </w:rPr>
         <w:t xml:space="preserve"> Mas si andamos en luz, como él está en luz, tenemos comunión entre nosotros, y la sangre de Jesucristo su Hijo nos limpia de todo pecado.</w:t>
       </w:r>
-      <w:r>
-        <w:rPr>
-          <w:lang w:val="es_ES" w:bidi="es_ES"/>
-        </w:rPr>
-      </w:r>
-      <w:r>
-        <w:rPr>
-          <w:lang w:val="es_ES" w:bidi="es_ES"/>
-        </w:rPr>
-      </w:r>
-    </w:p>
-    <w:p>
-      <w:pPr/>
-      <w:r>
-        <w:rPr>
-          <w:lang w:val="es_ES" w:bidi="es_ES"/>
-        </w:rPr>
-      </w:r>
     </w:p>
     <w:p>
       <w:pPr/>
@@ -528,24 +363,6 @@
         </w:rPr>
         <w:t xml:space="preserve"> Si dijéremos que no tenemos pecado, nos engañamos á nosotros mismos, y no hay verdad en nosotros.</w:t>
       </w:r>
-      <w:r>
-        <w:rPr>
-          <w:lang w:val="es_ES" w:bidi="es_ES"/>
-        </w:rPr>
-      </w:r>
-      <w:r>
-        <w:rPr>
-          <w:lang w:val="es_ES" w:bidi="es_ES"/>
-        </w:rPr>
-      </w:r>
-    </w:p>
-    <w:p>
-      <w:pPr/>
-      <w:r>
-        <w:rPr>
-          <w:lang w:val="es_ES" w:bidi="es_ES"/>
-        </w:rPr>
-      </w:r>
     </w:p>
     <w:p>
       <w:pPr/>
@@ -567,24 +384,6 @@
         </w:rPr>
         <w:t xml:space="preserve"> Si confesamos nuestros pecados, él es fiel y justo para que nos perdone nuestros pecados, y nos limpie de toda maldad.</w:t>
       </w:r>
-      <w:r>
-        <w:rPr>
-          <w:lang w:val="es_ES" w:bidi="es_ES"/>
-        </w:rPr>
-      </w:r>
-      <w:r>
-        <w:rPr>
-          <w:lang w:val="es_ES" w:bidi="es_ES"/>
-        </w:rPr>
-      </w:r>
-    </w:p>
-    <w:p>
-      <w:pPr/>
-      <w:r>
-        <w:rPr>
-          <w:lang w:val="es_ES" w:bidi="es_ES"/>
-        </w:rPr>
-      </w:r>
     </w:p>
     <w:p>
       <w:pPr/>
@@ -606,24 +405,6 @@
         </w:rPr>
         <w:t xml:space="preserve"> Si dijéremos que no hemos pecado, lo hacemos á él mentiroso, y su palabra no está en nosotros.</w:t>
       </w:r>
-      <w:r>
-        <w:rPr>
-          <w:lang w:val="es_ES" w:bidi="es_ES"/>
-        </w:rPr>
-      </w:r>
-      <w:r>
-        <w:rPr>
-          <w:lang w:val="es_ES" w:bidi="es_ES"/>
-        </w:rPr>
-      </w:r>
-    </w:p>
-    <w:p>
-      <w:pPr/>
-      <w:r>
-        <w:rPr>
-          <w:lang w:val="es_ES" w:bidi="es_ES"/>
-        </w:rPr>
-      </w:r>
     </w:p>
     <w:p>
       <w:pPr>
@@ -633,7 +414,7 @@
         <w:rPr>
           <w:lang w:val="es_ES" w:bidi="es_ES"/>
         </w:rPr>
-        <w:t>1 John 2:1</w:t>
+        <w:t>1 Juan 2:1</w:t>
       </w:r>
       <w:r>
         <w:rPr>
@@ -661,24 +442,6 @@
         </w:rPr>
         <w:t xml:space="preserve"> HIJITOS míos, estas cosas os escribo, para que no pequéis; y si alguno hubiere pecado, abogado tenemos para con el Padre, á Jesucristo el justo;</w:t>
       </w:r>
-      <w:r>
-        <w:rPr>
-          <w:lang w:val="es_ES" w:bidi="es_ES"/>
-        </w:rPr>
-      </w:r>
-      <w:r>
-        <w:rPr>
-          <w:lang w:val="es_ES" w:bidi="es_ES"/>
-        </w:rPr>
-      </w:r>
-    </w:p>
-    <w:p>
-      <w:pPr/>
-      <w:r>
-        <w:rPr>
-          <w:lang w:val="es_ES" w:bidi="es_ES"/>
-        </w:rPr>
-      </w:r>
     </w:p>
     <w:p>
       <w:pPr/>
@@ -700,24 +463,6 @@
         </w:rPr>
         <w:t xml:space="preserve"> Y él es la propiciación por nuestros pecados: y no solamente por los nuestros, sino también por los de todo el mundo.</w:t>
       </w:r>
-      <w:r>
-        <w:rPr>
-          <w:lang w:val="es_ES" w:bidi="es_ES"/>
-        </w:rPr>
-      </w:r>
-      <w:r>
-        <w:rPr>
-          <w:lang w:val="es_ES" w:bidi="es_ES"/>
-        </w:rPr>
-      </w:r>
-    </w:p>
-    <w:p>
-      <w:pPr/>
-      <w:r>
-        <w:rPr>
-          <w:lang w:val="es_ES" w:bidi="es_ES"/>
-        </w:rPr>
-      </w:r>
     </w:p>
     <w:p>
       <w:pPr/>
@@ -739,24 +484,6 @@
         </w:rPr>
         <w:t xml:space="preserve"> Y en esto sabemos que nosotros le hemos conocido, si guardamos sus mandamientos.</w:t>
       </w:r>
-      <w:r>
-        <w:rPr>
-          <w:lang w:val="es_ES" w:bidi="es_ES"/>
-        </w:rPr>
-      </w:r>
-      <w:r>
-        <w:rPr>
-          <w:lang w:val="es_ES" w:bidi="es_ES"/>
-        </w:rPr>
-      </w:r>
-    </w:p>
-    <w:p>
-      <w:pPr/>
-      <w:r>
-        <w:rPr>
-          <w:lang w:val="es_ES" w:bidi="es_ES"/>
-        </w:rPr>
-      </w:r>
     </w:p>
     <w:p>
       <w:pPr/>
@@ -778,24 +505,6 @@
         </w:rPr>
         <w:t xml:space="preserve"> El que dice, Yo le he conocido, y no guarda sus mandamientos, el tal es mentiroso, y no hay verdad en él;</w:t>
       </w:r>
-      <w:r>
-        <w:rPr>
-          <w:lang w:val="es_ES" w:bidi="es_ES"/>
-        </w:rPr>
-      </w:r>
-      <w:r>
-        <w:rPr>
-          <w:lang w:val="es_ES" w:bidi="es_ES"/>
-        </w:rPr>
-      </w:r>
-    </w:p>
-    <w:p>
-      <w:pPr/>
-      <w:r>
-        <w:rPr>
-          <w:lang w:val="es_ES" w:bidi="es_ES"/>
-        </w:rPr>
-      </w:r>
     </w:p>
     <w:p>
       <w:pPr/>
@@ -817,24 +526,6 @@
         </w:rPr>
         <w:t xml:space="preserve"> Mas el que guarda su palabra, la caridad de Dios está verdaderamente perfecta en él: por esto sabemos que estamos en él.</w:t>
       </w:r>
-      <w:r>
-        <w:rPr>
-          <w:lang w:val="es_ES" w:bidi="es_ES"/>
-        </w:rPr>
-      </w:r>
-      <w:r>
-        <w:rPr>
-          <w:lang w:val="es_ES" w:bidi="es_ES"/>
-        </w:rPr>
-      </w:r>
-    </w:p>
-    <w:p>
-      <w:pPr/>
-      <w:r>
-        <w:rPr>
-          <w:lang w:val="es_ES" w:bidi="es_ES"/>
-        </w:rPr>
-      </w:r>
     </w:p>
     <w:p>
       <w:pPr/>
@@ -856,24 +547,6 @@
         </w:rPr>
         <w:t xml:space="preserve"> El que dice que está en él, debe andar como él anduvo.</w:t>
       </w:r>
-      <w:r>
-        <w:rPr>
-          <w:lang w:val="es_ES" w:bidi="es_ES"/>
-        </w:rPr>
-      </w:r>
-      <w:r>
-        <w:rPr>
-          <w:lang w:val="es_ES" w:bidi="es_ES"/>
-        </w:rPr>
-      </w:r>
-    </w:p>
-    <w:p>
-      <w:pPr/>
-      <w:r>
-        <w:rPr>
-          <w:lang w:val="es_ES" w:bidi="es_ES"/>
-        </w:rPr>
-      </w:r>
     </w:p>
     <w:p>
       <w:pPr/>
@@ -895,24 +568,6 @@
         </w:rPr>
         <w:t xml:space="preserve"> Hermanos, no os escribo mandamiento nuevo, sino el mandamiento antiguo que habéis tenido desde el principio: el mandamiento antiguo es la palabra que habéis oído desde el principio.</w:t>
       </w:r>
-      <w:r>
-        <w:rPr>
-          <w:lang w:val="es_ES" w:bidi="es_ES"/>
-        </w:rPr>
-      </w:r>
-      <w:r>
-        <w:rPr>
-          <w:lang w:val="es_ES" w:bidi="es_ES"/>
-        </w:rPr>
-      </w:r>
-    </w:p>
-    <w:p>
-      <w:pPr/>
-      <w:r>
-        <w:rPr>
-          <w:lang w:val="es_ES" w:bidi="es_ES"/>
-        </w:rPr>
-      </w:r>
     </w:p>
     <w:p>
       <w:pPr/>
@@ -934,24 +589,6 @@
         </w:rPr>
         <w:t xml:space="preserve"> Otra vez os escribo un mandamiento nuevo, que es verdadero en él y en vosotros; porque las tinieblas son pasadas, y la verdadera luz ya alumbra.</w:t>
       </w:r>
-      <w:r>
-        <w:rPr>
-          <w:lang w:val="es_ES" w:bidi="es_ES"/>
-        </w:rPr>
-      </w:r>
-      <w:r>
-        <w:rPr>
-          <w:lang w:val="es_ES" w:bidi="es_ES"/>
-        </w:rPr>
-      </w:r>
-    </w:p>
-    <w:p>
-      <w:pPr/>
-      <w:r>
-        <w:rPr>
-          <w:lang w:val="es_ES" w:bidi="es_ES"/>
-        </w:rPr>
-      </w:r>
     </w:p>
     <w:p>
       <w:pPr/>
@@ -973,24 +610,6 @@
         </w:rPr>
         <w:t xml:space="preserve"> El que dice que está en luz, y aborrece á su hermano, el tal aun está en tinieblas todavía.</w:t>
       </w:r>
-      <w:r>
-        <w:rPr>
-          <w:lang w:val="es_ES" w:bidi="es_ES"/>
-        </w:rPr>
-      </w:r>
-      <w:r>
-        <w:rPr>
-          <w:lang w:val="es_ES" w:bidi="es_ES"/>
-        </w:rPr>
-      </w:r>
-    </w:p>
-    <w:p>
-      <w:pPr/>
-      <w:r>
-        <w:rPr>
-          <w:lang w:val="es_ES" w:bidi="es_ES"/>
-        </w:rPr>
-      </w:r>
     </w:p>
     <w:p>
       <w:pPr/>
@@ -1012,24 +631,6 @@
         </w:rPr>
         <w:t xml:space="preserve"> El que ama á su hermano, está en luz, y no hay tropiezo en él.</w:t>
       </w:r>
-      <w:r>
-        <w:rPr>
-          <w:lang w:val="es_ES" w:bidi="es_ES"/>
-        </w:rPr>
-      </w:r>
-      <w:r>
-        <w:rPr>
-          <w:lang w:val="es_ES" w:bidi="es_ES"/>
-        </w:rPr>
-      </w:r>
-    </w:p>
-    <w:p>
-      <w:pPr/>
-      <w:r>
-        <w:rPr>
-          <w:lang w:val="es_ES" w:bidi="es_ES"/>
-        </w:rPr>
-      </w:r>
     </w:p>
     <w:p>
       <w:pPr/>
@@ -1051,24 +652,6 @@
         </w:rPr>
         <w:t xml:space="preserve"> Mas el que aborrece á su hermano, está en tinieblas, y anda en tinieblas, y no sabe á donde va; porque las tinieblas le han cegado los ojos.</w:t>
       </w:r>
-      <w:r>
-        <w:rPr>
-          <w:lang w:val="es_ES" w:bidi="es_ES"/>
-        </w:rPr>
-      </w:r>
-      <w:r>
-        <w:rPr>
-          <w:lang w:val="es_ES" w:bidi="es_ES"/>
-        </w:rPr>
-      </w:r>
-    </w:p>
-    <w:p>
-      <w:pPr/>
-      <w:r>
-        <w:rPr>
-          <w:lang w:val="es_ES" w:bidi="es_ES"/>
-        </w:rPr>
-      </w:r>
     </w:p>
     <w:p>
       <w:pPr/>
@@ -1090,24 +673,6 @@
         </w:rPr>
         <w:t xml:space="preserve"> Os escribo á vosotros, hijitos, porque vuestros pecados os son perdonados por su nombre.</w:t>
       </w:r>
-      <w:r>
-        <w:rPr>
-          <w:lang w:val="es_ES" w:bidi="es_ES"/>
-        </w:rPr>
-      </w:r>
-      <w:r>
-        <w:rPr>
-          <w:lang w:val="es_ES" w:bidi="es_ES"/>
-        </w:rPr>
-      </w:r>
-    </w:p>
-    <w:p>
-      <w:pPr/>
-      <w:r>
-        <w:rPr>
-          <w:lang w:val="es_ES" w:bidi="es_ES"/>
-        </w:rPr>
-      </w:r>
     </w:p>
     <w:p>
       <w:pPr/>
@@ -1129,24 +694,6 @@
         </w:rPr>
         <w:t xml:space="preserve"> Os escribo á vosotros, padres, porque habéis conocido á aquel que es desde el principio. Os escribo á vosotros, mancebos, porque habéis vencido al maligno. Os escribo á vosotros, hijitos, porque habéis conocido al Padre.</w:t>
       </w:r>
-      <w:r>
-        <w:rPr>
-          <w:lang w:val="es_ES" w:bidi="es_ES"/>
-        </w:rPr>
-      </w:r>
-      <w:r>
-        <w:rPr>
-          <w:lang w:val="es_ES" w:bidi="es_ES"/>
-        </w:rPr>
-      </w:r>
-    </w:p>
-    <w:p>
-      <w:pPr/>
-      <w:r>
-        <w:rPr>
-          <w:lang w:val="es_ES" w:bidi="es_ES"/>
-        </w:rPr>
-      </w:r>
     </w:p>
     <w:p>
       <w:pPr/>
@@ -1168,24 +715,6 @@
         </w:rPr>
         <w:t xml:space="preserve"> Os he escrito á vosotros, padres, porque habéis conocido al que es desde el principio. Os he escrito á vosotros, mancebos, porque sois fuertes, y la palabra de Dios mora en vosotros, y habéis vencido al maligno.</w:t>
       </w:r>
-      <w:r>
-        <w:rPr>
-          <w:lang w:val="es_ES" w:bidi="es_ES"/>
-        </w:rPr>
-      </w:r>
-      <w:r>
-        <w:rPr>
-          <w:lang w:val="es_ES" w:bidi="es_ES"/>
-        </w:rPr>
-      </w:r>
-    </w:p>
-    <w:p>
-      <w:pPr/>
-      <w:r>
-        <w:rPr>
-          <w:lang w:val="es_ES" w:bidi="es_ES"/>
-        </w:rPr>
-      </w:r>
     </w:p>
     <w:p>
       <w:pPr/>
@@ -1207,24 +736,6 @@
         </w:rPr>
         <w:t xml:space="preserve"> No améis al mundo, ni las cosas que están en el mundo. Si alguno ama al mundo, el amor del Padre no está en él.</w:t>
       </w:r>
-      <w:r>
-        <w:rPr>
-          <w:lang w:val="es_ES" w:bidi="es_ES"/>
-        </w:rPr>
-      </w:r>
-      <w:r>
-        <w:rPr>
-          <w:lang w:val="es_ES" w:bidi="es_ES"/>
-        </w:rPr>
-      </w:r>
-    </w:p>
-    <w:p>
-      <w:pPr/>
-      <w:r>
-        <w:rPr>
-          <w:lang w:val="es_ES" w:bidi="es_ES"/>
-        </w:rPr>
-      </w:r>
     </w:p>
     <w:p>
       <w:pPr/>
@@ -1246,24 +757,6 @@
         </w:rPr>
         <w:t xml:space="preserve"> Porque todo lo que hay en el mundo, la concupiscencia de la carne, y la concupiscencia de los ojos, y la soberbia de la vida, no es del Padre, mas es del mundo.</w:t>
       </w:r>
-      <w:r>
-        <w:rPr>
-          <w:lang w:val="es_ES" w:bidi="es_ES"/>
-        </w:rPr>
-      </w:r>
-      <w:r>
-        <w:rPr>
-          <w:lang w:val="es_ES" w:bidi="es_ES"/>
-        </w:rPr>
-      </w:r>
-    </w:p>
-    <w:p>
-      <w:pPr/>
-      <w:r>
-        <w:rPr>
-          <w:lang w:val="es_ES" w:bidi="es_ES"/>
-        </w:rPr>
-      </w:r>
     </w:p>
     <w:p>
       <w:pPr/>
@@ -1285,24 +778,6 @@
         </w:rPr>
         <w:t xml:space="preserve"> Y el mundo se pasa, y su concupiscencia; mas el que hace la voluntad de Dios, permanece para siempre.</w:t>
       </w:r>
-      <w:r>
-        <w:rPr>
-          <w:lang w:val="es_ES" w:bidi="es_ES"/>
-        </w:rPr>
-      </w:r>
-      <w:r>
-        <w:rPr>
-          <w:lang w:val="es_ES" w:bidi="es_ES"/>
-        </w:rPr>
-      </w:r>
-    </w:p>
-    <w:p>
-      <w:pPr/>
-      <w:r>
-        <w:rPr>
-          <w:lang w:val="es_ES" w:bidi="es_ES"/>
-        </w:rPr>
-      </w:r>
     </w:p>
     <w:p>
       <w:pPr/>
@@ -1324,24 +799,6 @@
         </w:rPr>
         <w:t xml:space="preserve"> Hijitos, ya es el último tiempo: y como vosotros habéis oído que el anticristo ha de venir, así también al presente han comenzado á ser muchos anticristos; por lo cual sabemos que es el último tiempo.</w:t>
       </w:r>
-      <w:r>
-        <w:rPr>
-          <w:lang w:val="es_ES" w:bidi="es_ES"/>
-        </w:rPr>
-      </w:r>
-      <w:r>
-        <w:rPr>
-          <w:lang w:val="es_ES" w:bidi="es_ES"/>
-        </w:rPr>
-      </w:r>
-    </w:p>
-    <w:p>
-      <w:pPr/>
-      <w:r>
-        <w:rPr>
-          <w:lang w:val="es_ES" w:bidi="es_ES"/>
-        </w:rPr>
-      </w:r>
     </w:p>
     <w:p>
       <w:pPr/>
@@ -1363,24 +820,6 @@
         </w:rPr>
         <w:t xml:space="preserve"> Salieron de nosotros, mas no eran de nosotros; porque si fueran de nosotros, hubieran cierto permanecido con nosotros; pero salieron para que se manifestase que todos no son de nosotros.</w:t>
       </w:r>
-      <w:r>
-        <w:rPr>
-          <w:lang w:val="es_ES" w:bidi="es_ES"/>
-        </w:rPr>
-      </w:r>
-      <w:r>
-        <w:rPr>
-          <w:lang w:val="es_ES" w:bidi="es_ES"/>
-        </w:rPr>
-      </w:r>
-    </w:p>
-    <w:p>
-      <w:pPr/>
-      <w:r>
-        <w:rPr>
-          <w:lang w:val="es_ES" w:bidi="es_ES"/>
-        </w:rPr>
-      </w:r>
     </w:p>
     <w:p>
       <w:pPr/>
@@ -1402,24 +841,6 @@
         </w:rPr>
         <w:t xml:space="preserve"> Mas vosotros tenéis la unción del Santo, y conocéis todas las cosas.</w:t>
       </w:r>
-      <w:r>
-        <w:rPr>
-          <w:lang w:val="es_ES" w:bidi="es_ES"/>
-        </w:rPr>
-      </w:r>
-      <w:r>
-        <w:rPr>
-          <w:lang w:val="es_ES" w:bidi="es_ES"/>
-        </w:rPr>
-      </w:r>
-    </w:p>
-    <w:p>
-      <w:pPr/>
-      <w:r>
-        <w:rPr>
-          <w:lang w:val="es_ES" w:bidi="es_ES"/>
-        </w:rPr>
-      </w:r>
     </w:p>
     <w:p>
       <w:pPr/>
@@ -1441,24 +862,6 @@
         </w:rPr>
         <w:t xml:space="preserve"> No os he escrito como si ignoraseis la verdad, sino como á los que la conocéis, y que ninguna mentira es de la verdad.</w:t>
       </w:r>
-      <w:r>
-        <w:rPr>
-          <w:lang w:val="es_ES" w:bidi="es_ES"/>
-        </w:rPr>
-      </w:r>
-      <w:r>
-        <w:rPr>
-          <w:lang w:val="es_ES" w:bidi="es_ES"/>
-        </w:rPr>
-      </w:r>
-    </w:p>
-    <w:p>
-      <w:pPr/>
-      <w:r>
-        <w:rPr>
-          <w:lang w:val="es_ES" w:bidi="es_ES"/>
-        </w:rPr>
-      </w:r>
     </w:p>
     <w:p>
       <w:pPr/>
@@ -1480,24 +883,6 @@
         </w:rPr>
         <w:t xml:space="preserve"> ¿Quién es mentiroso, sino el que niega que Jesús es el Cristo? Este tal es anticristo, que niega al Padre y al Hijo.</w:t>
       </w:r>
-      <w:r>
-        <w:rPr>
-          <w:lang w:val="es_ES" w:bidi="es_ES"/>
-        </w:rPr>
-      </w:r>
-      <w:r>
-        <w:rPr>
-          <w:lang w:val="es_ES" w:bidi="es_ES"/>
-        </w:rPr>
-      </w:r>
-    </w:p>
-    <w:p>
-      <w:pPr/>
-      <w:r>
-        <w:rPr>
-          <w:lang w:val="es_ES" w:bidi="es_ES"/>
-        </w:rPr>
-      </w:r>
     </w:p>
     <w:p>
       <w:pPr/>
@@ -1519,24 +904,6 @@
         </w:rPr>
         <w:t xml:space="preserve"> Cualquiera que niega al Hijo, este tal tampoco tiene al Padre. Cualquiera que confiese al Hijo tiene también al Padre.</w:t>
       </w:r>
-      <w:r>
-        <w:rPr>
-          <w:lang w:val="es_ES" w:bidi="es_ES"/>
-        </w:rPr>
-      </w:r>
-      <w:r>
-        <w:rPr>
-          <w:lang w:val="es_ES" w:bidi="es_ES"/>
-        </w:rPr>
-      </w:r>
-    </w:p>
-    <w:p>
-      <w:pPr/>
-      <w:r>
-        <w:rPr>
-          <w:lang w:val="es_ES" w:bidi="es_ES"/>
-        </w:rPr>
-      </w:r>
     </w:p>
     <w:p>
       <w:pPr/>
@@ -1558,24 +925,6 @@
         </w:rPr>
         <w:t xml:space="preserve"> Pues lo que habéis oído desde el principio, sea permaneciente en vosotros. Si lo que habéis oído desde el principio fuere permaneciente en vosotros, también vosotros permaneceréis en el Hijo y en el Padre.</w:t>
       </w:r>
-      <w:r>
-        <w:rPr>
-          <w:lang w:val="es_ES" w:bidi="es_ES"/>
-        </w:rPr>
-      </w:r>
-      <w:r>
-        <w:rPr>
-          <w:lang w:val="es_ES" w:bidi="es_ES"/>
-        </w:rPr>
-      </w:r>
-    </w:p>
-    <w:p>
-      <w:pPr/>
-      <w:r>
-        <w:rPr>
-          <w:lang w:val="es_ES" w:bidi="es_ES"/>
-        </w:rPr>
-      </w:r>
     </w:p>
     <w:p>
       <w:pPr/>
@@ -1597,24 +946,6 @@
         </w:rPr>
         <w:t xml:space="preserve"> Y esta es la promesa, la cual él nos prometió, la vida eterna.</w:t>
       </w:r>
-      <w:r>
-        <w:rPr>
-          <w:lang w:val="es_ES" w:bidi="es_ES"/>
-        </w:rPr>
-      </w:r>
-      <w:r>
-        <w:rPr>
-          <w:lang w:val="es_ES" w:bidi="es_ES"/>
-        </w:rPr>
-      </w:r>
-    </w:p>
-    <w:p>
-      <w:pPr/>
-      <w:r>
-        <w:rPr>
-          <w:lang w:val="es_ES" w:bidi="es_ES"/>
-        </w:rPr>
-      </w:r>
     </w:p>
     <w:p>
       <w:pPr/>
@@ -1636,24 +967,6 @@
         </w:rPr>
         <w:t xml:space="preserve"> Os he escrito esto sobre los que os engañan.</w:t>
       </w:r>
-      <w:r>
-        <w:rPr>
-          <w:lang w:val="es_ES" w:bidi="es_ES"/>
-        </w:rPr>
-      </w:r>
-      <w:r>
-        <w:rPr>
-          <w:lang w:val="es_ES" w:bidi="es_ES"/>
-        </w:rPr>
-      </w:r>
-    </w:p>
-    <w:p>
-      <w:pPr/>
-      <w:r>
-        <w:rPr>
-          <w:lang w:val="es_ES" w:bidi="es_ES"/>
-        </w:rPr>
-      </w:r>
     </w:p>
     <w:p>
       <w:pPr/>
@@ -1675,24 +988,6 @@
         </w:rPr>
         <w:t xml:space="preserve"> Pero la unción que vosotros habéis recibido de él, mora en vosotros, y no tenéis necesidad que ninguno os enseñe; mas como la unción misma os enseña de todas cosas, y es verdadera, y no es mentira, así como os ha enseñado, perseveraréis en él.</w:t>
       </w:r>
-      <w:r>
-        <w:rPr>
-          <w:lang w:val="es_ES" w:bidi="es_ES"/>
-        </w:rPr>
-      </w:r>
-      <w:r>
-        <w:rPr>
-          <w:lang w:val="es_ES" w:bidi="es_ES"/>
-        </w:rPr>
-      </w:r>
-    </w:p>
-    <w:p>
-      <w:pPr/>
-      <w:r>
-        <w:rPr>
-          <w:lang w:val="es_ES" w:bidi="es_ES"/>
-        </w:rPr>
-      </w:r>
     </w:p>
     <w:p>
       <w:pPr/>
@@ -1714,24 +1009,6 @@
         </w:rPr>
         <w:t xml:space="preserve"> Y ahora, hijitos, perseverad en él; para que cuando apareciere, tengamos confianza, y no seamos confundidos de él en su venida.</w:t>
       </w:r>
-      <w:r>
-        <w:rPr>
-          <w:lang w:val="es_ES" w:bidi="es_ES"/>
-        </w:rPr>
-      </w:r>
-      <w:r>
-        <w:rPr>
-          <w:lang w:val="es_ES" w:bidi="es_ES"/>
-        </w:rPr>
-      </w:r>
-    </w:p>
-    <w:p>
-      <w:pPr/>
-      <w:r>
-        <w:rPr>
-          <w:lang w:val="es_ES" w:bidi="es_ES"/>
-        </w:rPr>
-      </w:r>
     </w:p>
     <w:p>
       <w:pPr/>
@@ -1753,24 +1030,6 @@
         </w:rPr>
         <w:t xml:space="preserve"> Si sabéis que él es justo, sabed también que cualquiera que hace justicia, es nacido de él.</w:t>
       </w:r>
-      <w:r>
-        <w:rPr>
-          <w:lang w:val="es_ES" w:bidi="es_ES"/>
-        </w:rPr>
-      </w:r>
-      <w:r>
-        <w:rPr>
-          <w:lang w:val="es_ES" w:bidi="es_ES"/>
-        </w:rPr>
-      </w:r>
-    </w:p>
-    <w:p>
-      <w:pPr/>
-      <w:r>
-        <w:rPr>
-          <w:lang w:val="es_ES" w:bidi="es_ES"/>
-        </w:rPr>
-      </w:r>
     </w:p>
     <w:p>
       <w:pPr>
@@ -1780,7 +1039,7 @@
         <w:rPr>
           <w:lang w:val="es_ES" w:bidi="es_ES"/>
         </w:rPr>
-        <w:t>1 John 3:1</w:t>
+        <w:t>1 Juan 3:1</w:t>
       </w:r>
       <w:r>
         <w:rPr>
@@ -1808,24 +1067,6 @@
         </w:rPr>
         <w:t xml:space="preserve"> MIRAD cuál amor nos ha dado el Padre, que seamos llamados hijos de Dios: por esto el mundo no nos conoce, porque no le conoce á él.</w:t>
       </w:r>
-      <w:r>
-        <w:rPr>
-          <w:lang w:val="es_ES" w:bidi="es_ES"/>
-        </w:rPr>
-      </w:r>
-      <w:r>
-        <w:rPr>
-          <w:lang w:val="es_ES" w:bidi="es_ES"/>
-        </w:rPr>
-      </w:r>
-    </w:p>
-    <w:p>
-      <w:pPr/>
-      <w:r>
-        <w:rPr>
-          <w:lang w:val="es_ES" w:bidi="es_ES"/>
-        </w:rPr>
-      </w:r>
     </w:p>
     <w:p>
       <w:pPr/>
@@ -1847,24 +1088,6 @@
         </w:rPr>
         <w:t xml:space="preserve"> Muy amados, ahora somos hijos de Dios, y aun no se ha manifestado lo que hemos de ser; pero sabemos que cuando él apareciere, seremos semejantes á él, porque le veremos como él es.</w:t>
       </w:r>
-      <w:r>
-        <w:rPr>
-          <w:lang w:val="es_ES" w:bidi="es_ES"/>
-        </w:rPr>
-      </w:r>
-      <w:r>
-        <w:rPr>
-          <w:lang w:val="es_ES" w:bidi="es_ES"/>
-        </w:rPr>
-      </w:r>
-    </w:p>
-    <w:p>
-      <w:pPr/>
-      <w:r>
-        <w:rPr>
-          <w:lang w:val="es_ES" w:bidi="es_ES"/>
-        </w:rPr>
-      </w:r>
     </w:p>
     <w:p>
       <w:pPr/>
@@ -1886,24 +1109,6 @@
         </w:rPr>
         <w:t xml:space="preserve"> Y cualquiera que tiene esta esperanza en él, se purifica, como él también es limpio.</w:t>
       </w:r>
-      <w:r>
-        <w:rPr>
-          <w:lang w:val="es_ES" w:bidi="es_ES"/>
-        </w:rPr>
-      </w:r>
-      <w:r>
-        <w:rPr>
-          <w:lang w:val="es_ES" w:bidi="es_ES"/>
-        </w:rPr>
-      </w:r>
-    </w:p>
-    <w:p>
-      <w:pPr/>
-      <w:r>
-        <w:rPr>
-          <w:lang w:val="es_ES" w:bidi="es_ES"/>
-        </w:rPr>
-      </w:r>
     </w:p>
     <w:p>
       <w:pPr/>
@@ -1925,24 +1130,6 @@
         </w:rPr>
         <w:t xml:space="preserve"> Cualquiera que hace pecado, traspasa también la ley; pues el pecado es transgresión de la ley.</w:t>
       </w:r>
-      <w:r>
-        <w:rPr>
-          <w:lang w:val="es_ES" w:bidi="es_ES"/>
-        </w:rPr>
-      </w:r>
-      <w:r>
-        <w:rPr>
-          <w:lang w:val="es_ES" w:bidi="es_ES"/>
-        </w:rPr>
-      </w:r>
-    </w:p>
-    <w:p>
-      <w:pPr/>
-      <w:r>
-        <w:rPr>
-          <w:lang w:val="es_ES" w:bidi="es_ES"/>
-        </w:rPr>
-      </w:r>
     </w:p>
     <w:p>
       <w:pPr/>
@@ -1964,24 +1151,6 @@
         </w:rPr>
         <w:t xml:space="preserve"> Y sabéis que él apareció para quitar nuestros pecados, y no hay pecado en él.</w:t>
       </w:r>
-      <w:r>
-        <w:rPr>
-          <w:lang w:val="es_ES" w:bidi="es_ES"/>
-        </w:rPr>
-      </w:r>
-      <w:r>
-        <w:rPr>
-          <w:lang w:val="es_ES" w:bidi="es_ES"/>
-        </w:rPr>
-      </w:r>
-    </w:p>
-    <w:p>
-      <w:pPr/>
-      <w:r>
-        <w:rPr>
-          <w:lang w:val="es_ES" w:bidi="es_ES"/>
-        </w:rPr>
-      </w:r>
     </w:p>
     <w:p>
       <w:pPr/>
@@ -2003,24 +1172,6 @@
         </w:rPr>
         <w:t xml:space="preserve"> Cualquiera que permanece en él, no peca; cualquiera que peca, no le ha visto, ni le ha conocido.</w:t>
       </w:r>
-      <w:r>
-        <w:rPr>
-          <w:lang w:val="es_ES" w:bidi="es_ES"/>
-        </w:rPr>
-      </w:r>
-      <w:r>
-        <w:rPr>
-          <w:lang w:val="es_ES" w:bidi="es_ES"/>
-        </w:rPr>
-      </w:r>
-    </w:p>
-    <w:p>
-      <w:pPr/>
-      <w:r>
-        <w:rPr>
-          <w:lang w:val="es_ES" w:bidi="es_ES"/>
-        </w:rPr>
-      </w:r>
     </w:p>
     <w:p>
       <w:pPr/>
@@ -2042,24 +1193,6 @@
         </w:rPr>
         <w:t xml:space="preserve"> Hijitos, no os engañe ninguno: el que hace justicia, es justo, como él también es justo.</w:t>
       </w:r>
-      <w:r>
-        <w:rPr>
-          <w:lang w:val="es_ES" w:bidi="es_ES"/>
-        </w:rPr>
-      </w:r>
-      <w:r>
-        <w:rPr>
-          <w:lang w:val="es_ES" w:bidi="es_ES"/>
-        </w:rPr>
-      </w:r>
-    </w:p>
-    <w:p>
-      <w:pPr/>
-      <w:r>
-        <w:rPr>
-          <w:lang w:val="es_ES" w:bidi="es_ES"/>
-        </w:rPr>
-      </w:r>
     </w:p>
     <w:p>
       <w:pPr/>
@@ -2081,24 +1214,6 @@
         </w:rPr>
         <w:t xml:space="preserve"> El que hace pecado, es del diablo; porque el diablo peca desde el principio. Para esto apareció el Hijo de Dios, para deshacer las obras del diablo.</w:t>
       </w:r>
-      <w:r>
-        <w:rPr>
-          <w:lang w:val="es_ES" w:bidi="es_ES"/>
-        </w:rPr>
-      </w:r>
-      <w:r>
-        <w:rPr>
-          <w:lang w:val="es_ES" w:bidi="es_ES"/>
-        </w:rPr>
-      </w:r>
-    </w:p>
-    <w:p>
-      <w:pPr/>
-      <w:r>
-        <w:rPr>
-          <w:lang w:val="es_ES" w:bidi="es_ES"/>
-        </w:rPr>
-      </w:r>
     </w:p>
     <w:p>
       <w:pPr/>
@@ -2120,24 +1235,6 @@
         </w:rPr>
         <w:t xml:space="preserve"> Cualquiera que es nacido de Dios, no hace pecado, porque su simiente está en él; y no puede pecar, porque es nacido de Dios.</w:t>
       </w:r>
-      <w:r>
-        <w:rPr>
-          <w:lang w:val="es_ES" w:bidi="es_ES"/>
-        </w:rPr>
-      </w:r>
-      <w:r>
-        <w:rPr>
-          <w:lang w:val="es_ES" w:bidi="es_ES"/>
-        </w:rPr>
-      </w:r>
-    </w:p>
-    <w:p>
-      <w:pPr/>
-      <w:r>
-        <w:rPr>
-          <w:lang w:val="es_ES" w:bidi="es_ES"/>
-        </w:rPr>
-      </w:r>
     </w:p>
     <w:p>
       <w:pPr/>
@@ -2159,24 +1256,6 @@
         </w:rPr>
         <w:t xml:space="preserve"> En esto son manifiestos los hijos de Dios, y los hijos del diablo: cualquiera que no hace justicia, y que no ama á su hermano, no es de Dios.</w:t>
       </w:r>
-      <w:r>
-        <w:rPr>
-          <w:lang w:val="es_ES" w:bidi="es_ES"/>
-        </w:rPr>
-      </w:r>
-      <w:r>
-        <w:rPr>
-          <w:lang w:val="es_ES" w:bidi="es_ES"/>
-        </w:rPr>
-      </w:r>
-    </w:p>
-    <w:p>
-      <w:pPr/>
-      <w:r>
-        <w:rPr>
-          <w:lang w:val="es_ES" w:bidi="es_ES"/>
-        </w:rPr>
-      </w:r>
     </w:p>
     <w:p>
       <w:pPr/>
@@ -2198,24 +1277,6 @@
         </w:rPr>
         <w:t xml:space="preserve"> Porque este es el mensaje que habéis oído desde el principio: Que nos amemos unos á otros.</w:t>
       </w:r>
-      <w:r>
-        <w:rPr>
-          <w:lang w:val="es_ES" w:bidi="es_ES"/>
-        </w:rPr>
-      </w:r>
-      <w:r>
-        <w:rPr>
-          <w:lang w:val="es_ES" w:bidi="es_ES"/>
-        </w:rPr>
-      </w:r>
-    </w:p>
-    <w:p>
-      <w:pPr/>
-      <w:r>
-        <w:rPr>
-          <w:lang w:val="es_ES" w:bidi="es_ES"/>
-        </w:rPr>
-      </w:r>
     </w:p>
     <w:p>
       <w:pPr/>
@@ -2237,24 +1298,6 @@
         </w:rPr>
         <w:t xml:space="preserve"> No como Caín, que era del maligno, y mató á su hermano. ¿Y por qué causa le mató? Porque sus obras eran malas, y las de su hermano justas.</w:t>
       </w:r>
-      <w:r>
-        <w:rPr>
-          <w:lang w:val="es_ES" w:bidi="es_ES"/>
-        </w:rPr>
-      </w:r>
-      <w:r>
-        <w:rPr>
-          <w:lang w:val="es_ES" w:bidi="es_ES"/>
-        </w:rPr>
-      </w:r>
-    </w:p>
-    <w:p>
-      <w:pPr/>
-      <w:r>
-        <w:rPr>
-          <w:lang w:val="es_ES" w:bidi="es_ES"/>
-        </w:rPr>
-      </w:r>
     </w:p>
     <w:p>
       <w:pPr/>
@@ -2276,24 +1319,6 @@
         </w:rPr>
         <w:t xml:space="preserve"> Hermanos míos, no os maravilléis si el mundo os aborrece.</w:t>
       </w:r>
-      <w:r>
-        <w:rPr>
-          <w:lang w:val="es_ES" w:bidi="es_ES"/>
-        </w:rPr>
-      </w:r>
-      <w:r>
-        <w:rPr>
-          <w:lang w:val="es_ES" w:bidi="es_ES"/>
-        </w:rPr>
-      </w:r>
-    </w:p>
-    <w:p>
-      <w:pPr/>
-      <w:r>
-        <w:rPr>
-          <w:lang w:val="es_ES" w:bidi="es_ES"/>
-        </w:rPr>
-      </w:r>
     </w:p>
     <w:p>
       <w:pPr/>
@@ -2315,24 +1340,6 @@
         </w:rPr>
         <w:t xml:space="preserve"> Nosotros sabemos que hemos pasado de muerte á vida, en que amamos á los hermanos. El que no ama á su hermano, está en muerte.</w:t>
       </w:r>
-      <w:r>
-        <w:rPr>
-          <w:lang w:val="es_ES" w:bidi="es_ES"/>
-        </w:rPr>
-      </w:r>
-      <w:r>
-        <w:rPr>
-          <w:lang w:val="es_ES" w:bidi="es_ES"/>
-        </w:rPr>
-      </w:r>
-    </w:p>
-    <w:p>
-      <w:pPr/>
-      <w:r>
-        <w:rPr>
-          <w:lang w:val="es_ES" w:bidi="es_ES"/>
-        </w:rPr>
-      </w:r>
     </w:p>
     <w:p>
       <w:pPr/>
@@ -2354,24 +1361,6 @@
         </w:rPr>
         <w:t xml:space="preserve"> Cualquiera que aborrece á su hermano, es homicida; y sabéis que ningún homicida tiene vida eterna permaneciente en sí.</w:t>
       </w:r>
-      <w:r>
-        <w:rPr>
-          <w:lang w:val="es_ES" w:bidi="es_ES"/>
-        </w:rPr>
-      </w:r>
-      <w:r>
-        <w:rPr>
-          <w:lang w:val="es_ES" w:bidi="es_ES"/>
-        </w:rPr>
-      </w:r>
-    </w:p>
-    <w:p>
-      <w:pPr/>
-      <w:r>
-        <w:rPr>
-          <w:lang w:val="es_ES" w:bidi="es_ES"/>
-        </w:rPr>
-      </w:r>
     </w:p>
     <w:p>
       <w:pPr/>
@@ -2393,24 +1382,6 @@
         </w:rPr>
         <w:t xml:space="preserve"> En esto hemos conocido el amor, porque él puso su vida por nosotros: también nosotros debemos poner nuestras vidas por los hermanos.</w:t>
       </w:r>
-      <w:r>
-        <w:rPr>
-          <w:lang w:val="es_ES" w:bidi="es_ES"/>
-        </w:rPr>
-      </w:r>
-      <w:r>
-        <w:rPr>
-          <w:lang w:val="es_ES" w:bidi="es_ES"/>
-        </w:rPr>
-      </w:r>
-    </w:p>
-    <w:p>
-      <w:pPr/>
-      <w:r>
-        <w:rPr>
-          <w:lang w:val="es_ES" w:bidi="es_ES"/>
-        </w:rPr>
-      </w:r>
     </w:p>
     <w:p>
       <w:pPr/>
@@ -2432,24 +1403,6 @@
         </w:rPr>
         <w:t xml:space="preserve"> Mas el que tuviere bienes de este mundo, y viere á su hermano tener necesidad, y le cerrare sus entrañas, ¿cómo está el amor de Dios en él?</w:t>
       </w:r>
-      <w:r>
-        <w:rPr>
-          <w:lang w:val="es_ES" w:bidi="es_ES"/>
-        </w:rPr>
-      </w:r>
-      <w:r>
-        <w:rPr>
-          <w:lang w:val="es_ES" w:bidi="es_ES"/>
-        </w:rPr>
-      </w:r>
-    </w:p>
-    <w:p>
-      <w:pPr/>
-      <w:r>
-        <w:rPr>
-          <w:lang w:val="es_ES" w:bidi="es_ES"/>
-        </w:rPr>
-      </w:r>
     </w:p>
     <w:p>
       <w:pPr/>
@@ -2471,24 +1424,6 @@
         </w:rPr>
         <w:t xml:space="preserve"> Hijitos míos, no amemos de palabra ni de lengua, sino de obra y en verdad.</w:t>
       </w:r>
-      <w:r>
-        <w:rPr>
-          <w:lang w:val="es_ES" w:bidi="es_ES"/>
-        </w:rPr>
-      </w:r>
-      <w:r>
-        <w:rPr>
-          <w:lang w:val="es_ES" w:bidi="es_ES"/>
-        </w:rPr>
-      </w:r>
-    </w:p>
-    <w:p>
-      <w:pPr/>
-      <w:r>
-        <w:rPr>
-          <w:lang w:val="es_ES" w:bidi="es_ES"/>
-        </w:rPr>
-      </w:r>
     </w:p>
     <w:p>
       <w:pPr/>
@@ -2510,24 +1445,6 @@
         </w:rPr>
         <w:t xml:space="preserve"> Y en esto conocemos que somos de la verdad, y tenemos nuestros corazones certificados delante de él.</w:t>
       </w:r>
-      <w:r>
-        <w:rPr>
-          <w:lang w:val="es_ES" w:bidi="es_ES"/>
-        </w:rPr>
-      </w:r>
-      <w:r>
-        <w:rPr>
-          <w:lang w:val="es_ES" w:bidi="es_ES"/>
-        </w:rPr>
-      </w:r>
-    </w:p>
-    <w:p>
-      <w:pPr/>
-      <w:r>
-        <w:rPr>
-          <w:lang w:val="es_ES" w:bidi="es_ES"/>
-        </w:rPr>
-      </w:r>
     </w:p>
     <w:p>
       <w:pPr/>
@@ -2549,24 +1466,6 @@
         </w:rPr>
         <w:t xml:space="preserve"> Porque si nuestro corazón nos reprendiere, mayor es Dios que nuestro corazón, y conoce todas las cosas.</w:t>
       </w:r>
-      <w:r>
-        <w:rPr>
-          <w:lang w:val="es_ES" w:bidi="es_ES"/>
-        </w:rPr>
-      </w:r>
-      <w:r>
-        <w:rPr>
-          <w:lang w:val="es_ES" w:bidi="es_ES"/>
-        </w:rPr>
-      </w:r>
-    </w:p>
-    <w:p>
-      <w:pPr/>
-      <w:r>
-        <w:rPr>
-          <w:lang w:val="es_ES" w:bidi="es_ES"/>
-        </w:rPr>
-      </w:r>
     </w:p>
     <w:p>
       <w:pPr/>
@@ -2588,24 +1487,6 @@
         </w:rPr>
         <w:t xml:space="preserve"> Carísimos, si nuestro corazón no nos reprende, confianza tenemos en Dios;</w:t>
       </w:r>
-      <w:r>
-        <w:rPr>
-          <w:lang w:val="es_ES" w:bidi="es_ES"/>
-        </w:rPr>
-      </w:r>
-      <w:r>
-        <w:rPr>
-          <w:lang w:val="es_ES" w:bidi="es_ES"/>
-        </w:rPr>
-      </w:r>
-    </w:p>
-    <w:p>
-      <w:pPr/>
-      <w:r>
-        <w:rPr>
-          <w:lang w:val="es_ES" w:bidi="es_ES"/>
-        </w:rPr>
-      </w:r>
     </w:p>
     <w:p>
       <w:pPr/>
@@ -2627,24 +1508,6 @@
         </w:rPr>
         <w:t xml:space="preserve"> Y cualquier cosa que pidiéremos, la recibiremos de él, porque guardamos sus mandamientos, y hacemos las cosas que son agradables delante de él.</w:t>
       </w:r>
-      <w:r>
-        <w:rPr>
-          <w:lang w:val="es_ES" w:bidi="es_ES"/>
-        </w:rPr>
-      </w:r>
-      <w:r>
-        <w:rPr>
-          <w:lang w:val="es_ES" w:bidi="es_ES"/>
-        </w:rPr>
-      </w:r>
-    </w:p>
-    <w:p>
-      <w:pPr/>
-      <w:r>
-        <w:rPr>
-          <w:lang w:val="es_ES" w:bidi="es_ES"/>
-        </w:rPr>
-      </w:r>
     </w:p>
     <w:p>
       <w:pPr/>
@@ -2666,24 +1529,6 @@
         </w:rPr>
         <w:t xml:space="preserve"> Y éste es su mandamiento: Que creamos en el nombre de su Hijo Jesucristo, y nos amemos unos á otros como nos lo ha mandado.</w:t>
       </w:r>
-      <w:r>
-        <w:rPr>
-          <w:lang w:val="es_ES" w:bidi="es_ES"/>
-        </w:rPr>
-      </w:r>
-      <w:r>
-        <w:rPr>
-          <w:lang w:val="es_ES" w:bidi="es_ES"/>
-        </w:rPr>
-      </w:r>
-    </w:p>
-    <w:p>
-      <w:pPr/>
-      <w:r>
-        <w:rPr>
-          <w:lang w:val="es_ES" w:bidi="es_ES"/>
-        </w:rPr>
-      </w:r>
     </w:p>
     <w:p>
       <w:pPr/>
@@ -2705,24 +1550,6 @@
         </w:rPr>
         <w:t xml:space="preserve"> Y el que guarda sus mandamientos, está en él, y él en él. Y en esto sabemos que él permanece en nosotros, por el Espíritu que nos ha dado.</w:t>
       </w:r>
-      <w:r>
-        <w:rPr>
-          <w:lang w:val="es_ES" w:bidi="es_ES"/>
-        </w:rPr>
-      </w:r>
-      <w:r>
-        <w:rPr>
-          <w:lang w:val="es_ES" w:bidi="es_ES"/>
-        </w:rPr>
-      </w:r>
-    </w:p>
-    <w:p>
-      <w:pPr/>
-      <w:r>
-        <w:rPr>
-          <w:lang w:val="es_ES" w:bidi="es_ES"/>
-        </w:rPr>
-      </w:r>
     </w:p>
     <w:p>
       <w:pPr>
@@ -2732,7 +1559,7 @@
         <w:rPr>
           <w:lang w:val="es_ES" w:bidi="es_ES"/>
         </w:rPr>
-        <w:t>1 John 4:1</w:t>
+        <w:t>1 Juan 4:1</w:t>
       </w:r>
       <w:r>
         <w:rPr>
@@ -2760,24 +1587,6 @@
         </w:rPr>
         <w:t xml:space="preserve"> AMADOS, no creáis á todo espíritu, sino probad los espíritus si son de Dios: porque muchos falsos profetas son salidos en el mundo.</w:t>
       </w:r>
-      <w:r>
-        <w:rPr>
-          <w:lang w:val="es_ES" w:bidi="es_ES"/>
-        </w:rPr>
-      </w:r>
-      <w:r>
-        <w:rPr>
-          <w:lang w:val="es_ES" w:bidi="es_ES"/>
-        </w:rPr>
-      </w:r>
-    </w:p>
-    <w:p>
-      <w:pPr/>
-      <w:r>
-        <w:rPr>
-          <w:lang w:val="es_ES" w:bidi="es_ES"/>
-        </w:rPr>
-      </w:r>
     </w:p>
     <w:p>
       <w:pPr/>
@@ -2799,24 +1608,6 @@
         </w:rPr>
         <w:t xml:space="preserve"> En esto conoced el Espíritu de Dios: todo espíritu que confiesa que Jesucristo es venido en carne es de Dios:</w:t>
       </w:r>
-      <w:r>
-        <w:rPr>
-          <w:lang w:val="es_ES" w:bidi="es_ES"/>
-        </w:rPr>
-      </w:r>
-      <w:r>
-        <w:rPr>
-          <w:lang w:val="es_ES" w:bidi="es_ES"/>
-        </w:rPr>
-      </w:r>
-    </w:p>
-    <w:p>
-      <w:pPr/>
-      <w:r>
-        <w:rPr>
-          <w:lang w:val="es_ES" w:bidi="es_ES"/>
-        </w:rPr>
-      </w:r>
     </w:p>
     <w:p>
       <w:pPr/>
@@ -2838,24 +1629,6 @@
         </w:rPr>
         <w:t xml:space="preserve"> Y todo espíritu que no confiesa que Jesucristo es venido en carne, no es de Dios: y éste es el espíritu del anticristo, del cual vosotros habéis oído que ha de venir, y que ahora ya está en el mundo.</w:t>
       </w:r>
-      <w:r>
-        <w:rPr>
-          <w:lang w:val="es_ES" w:bidi="es_ES"/>
-        </w:rPr>
-      </w:r>
-      <w:r>
-        <w:rPr>
-          <w:lang w:val="es_ES" w:bidi="es_ES"/>
-        </w:rPr>
-      </w:r>
-    </w:p>
-    <w:p>
-      <w:pPr/>
-      <w:r>
-        <w:rPr>
-          <w:lang w:val="es_ES" w:bidi="es_ES"/>
-        </w:rPr>
-      </w:r>
     </w:p>
     <w:p>
       <w:pPr/>
@@ -2877,24 +1650,6 @@
         </w:rPr>
         <w:t xml:space="preserve"> Hijitos, vosotros sois de Dios, y los habéis vencido; porque el que en vosotros está, es mayor que el que está en el mundo.</w:t>
       </w:r>
-      <w:r>
-        <w:rPr>
-          <w:lang w:val="es_ES" w:bidi="es_ES"/>
-        </w:rPr>
-      </w:r>
-      <w:r>
-        <w:rPr>
-          <w:lang w:val="es_ES" w:bidi="es_ES"/>
-        </w:rPr>
-      </w:r>
-    </w:p>
-    <w:p>
-      <w:pPr/>
-      <w:r>
-        <w:rPr>
-          <w:lang w:val="es_ES" w:bidi="es_ES"/>
-        </w:rPr>
-      </w:r>
     </w:p>
     <w:p>
       <w:pPr/>
@@ -2916,24 +1671,6 @@
         </w:rPr>
         <w:t xml:space="preserve"> Ellos son del mundo; por eso hablan del mundo, y el mundo los oye.</w:t>
       </w:r>
-      <w:r>
-        <w:rPr>
-          <w:lang w:val="es_ES" w:bidi="es_ES"/>
-        </w:rPr>
-      </w:r>
-      <w:r>
-        <w:rPr>
-          <w:lang w:val="es_ES" w:bidi="es_ES"/>
-        </w:rPr>
-      </w:r>
-    </w:p>
-    <w:p>
-      <w:pPr/>
-      <w:r>
-        <w:rPr>
-          <w:lang w:val="es_ES" w:bidi="es_ES"/>
-        </w:rPr>
-      </w:r>
     </w:p>
     <w:p>
       <w:pPr/>
@@ -2955,24 +1692,6 @@
         </w:rPr>
         <w:t xml:space="preserve"> Nosotros somos de Dios: el que conoce á Dios, nos oye: el que no es de Dios, no nos oye. Por esto conocemos el espíritu de verdad y el espíritu de error.</w:t>
       </w:r>
-      <w:r>
-        <w:rPr>
-          <w:lang w:val="es_ES" w:bidi="es_ES"/>
-        </w:rPr>
-      </w:r>
-      <w:r>
-        <w:rPr>
-          <w:lang w:val="es_ES" w:bidi="es_ES"/>
-        </w:rPr>
-      </w:r>
-    </w:p>
-    <w:p>
-      <w:pPr/>
-      <w:r>
-        <w:rPr>
-          <w:lang w:val="es_ES" w:bidi="es_ES"/>
-        </w:rPr>
-      </w:r>
     </w:p>
     <w:p>
       <w:pPr/>
@@ -2994,24 +1713,6 @@
         </w:rPr>
         <w:t xml:space="preserve"> Carísimos, amémonos unos á otros; porque el amor es de Dios. Cualquiera que ama, es nacido de Dios, y conoce á Dios.</w:t>
       </w:r>
-      <w:r>
-        <w:rPr>
-          <w:lang w:val="es_ES" w:bidi="es_ES"/>
-        </w:rPr>
-      </w:r>
-      <w:r>
-        <w:rPr>
-          <w:lang w:val="es_ES" w:bidi="es_ES"/>
-        </w:rPr>
-      </w:r>
-    </w:p>
-    <w:p>
-      <w:pPr/>
-      <w:r>
-        <w:rPr>
-          <w:lang w:val="es_ES" w:bidi="es_ES"/>
-        </w:rPr>
-      </w:r>
     </w:p>
     <w:p>
       <w:pPr/>
@@ -3033,24 +1734,6 @@
         </w:rPr>
         <w:t xml:space="preserve"> El que no ama, no conoce á Dios; porque Dios es amor.</w:t>
       </w:r>
-      <w:r>
-        <w:rPr>
-          <w:lang w:val="es_ES" w:bidi="es_ES"/>
-        </w:rPr>
-      </w:r>
-      <w:r>
-        <w:rPr>
-          <w:lang w:val="es_ES" w:bidi="es_ES"/>
-        </w:rPr>
-      </w:r>
-    </w:p>
-    <w:p>
-      <w:pPr/>
-      <w:r>
-        <w:rPr>
-          <w:lang w:val="es_ES" w:bidi="es_ES"/>
-        </w:rPr>
-      </w:r>
     </w:p>
     <w:p>
       <w:pPr/>
@@ -3072,24 +1755,6 @@
         </w:rPr>
         <w:t xml:space="preserve"> En esto se mostró el amor de Dios para con nosotros, en que Dios envió á su Hijo unigénito al mundo, para que vivamos por él.</w:t>
       </w:r>
-      <w:r>
-        <w:rPr>
-          <w:lang w:val="es_ES" w:bidi="es_ES"/>
-        </w:rPr>
-      </w:r>
-      <w:r>
-        <w:rPr>
-          <w:lang w:val="es_ES" w:bidi="es_ES"/>
-        </w:rPr>
-      </w:r>
-    </w:p>
-    <w:p>
-      <w:pPr/>
-      <w:r>
-        <w:rPr>
-          <w:lang w:val="es_ES" w:bidi="es_ES"/>
-        </w:rPr>
-      </w:r>
     </w:p>
     <w:p>
       <w:pPr/>
@@ -3111,24 +1776,6 @@
         </w:rPr>
         <w:t xml:space="preserve"> En esto consiste el amor: no que nosotros hayamos amado á Dios, sino que él nos amó á nosotros, y ha enviado á su Hijo en propiciación por nuestros pecados.</w:t>
       </w:r>
-      <w:r>
-        <w:rPr>
-          <w:lang w:val="es_ES" w:bidi="es_ES"/>
-        </w:rPr>
-      </w:r>
-      <w:r>
-        <w:rPr>
-          <w:lang w:val="es_ES" w:bidi="es_ES"/>
-        </w:rPr>
-      </w:r>
-    </w:p>
-    <w:p>
-      <w:pPr/>
-      <w:r>
-        <w:rPr>
-          <w:lang w:val="es_ES" w:bidi="es_ES"/>
-        </w:rPr>
-      </w:r>
     </w:p>
     <w:p>
       <w:pPr/>
@@ -3150,24 +1797,6 @@
         </w:rPr>
         <w:t xml:space="preserve"> Amados, si Dios así nos ha amado, debemos también nosotros amarnos unos á otros.</w:t>
       </w:r>
-      <w:r>
-        <w:rPr>
-          <w:lang w:val="es_ES" w:bidi="es_ES"/>
-        </w:rPr>
-      </w:r>
-      <w:r>
-        <w:rPr>
-          <w:lang w:val="es_ES" w:bidi="es_ES"/>
-        </w:rPr>
-      </w:r>
-    </w:p>
-    <w:p>
-      <w:pPr/>
-      <w:r>
-        <w:rPr>
-          <w:lang w:val="es_ES" w:bidi="es_ES"/>
-        </w:rPr>
-      </w:r>
     </w:p>
     <w:p>
       <w:pPr/>
@@ -3189,24 +1818,6 @@
         </w:rPr>
         <w:t xml:space="preserve"> Ninguno vió jamás á Dios. Si nos amamos unos á otros, Dios está en nosotros, y su amor es perfecto en nosotros:</w:t>
       </w:r>
-      <w:r>
-        <w:rPr>
-          <w:lang w:val="es_ES" w:bidi="es_ES"/>
-        </w:rPr>
-      </w:r>
-      <w:r>
-        <w:rPr>
-          <w:lang w:val="es_ES" w:bidi="es_ES"/>
-        </w:rPr>
-      </w:r>
-    </w:p>
-    <w:p>
-      <w:pPr/>
-      <w:r>
-        <w:rPr>
-          <w:lang w:val="es_ES" w:bidi="es_ES"/>
-        </w:rPr>
-      </w:r>
     </w:p>
     <w:p>
       <w:pPr/>
@@ -3228,24 +1839,6 @@
         </w:rPr>
         <w:t xml:space="preserve"> En esto conocemos que estamos en él, y él en nosotros, en que nos ha dado de su Espíritu.</w:t>
       </w:r>
-      <w:r>
-        <w:rPr>
-          <w:lang w:val="es_ES" w:bidi="es_ES"/>
-        </w:rPr>
-      </w:r>
-      <w:r>
-        <w:rPr>
-          <w:lang w:val="es_ES" w:bidi="es_ES"/>
-        </w:rPr>
-      </w:r>
-    </w:p>
-    <w:p>
-      <w:pPr/>
-      <w:r>
-        <w:rPr>
-          <w:lang w:val="es_ES" w:bidi="es_ES"/>
-        </w:rPr>
-      </w:r>
     </w:p>
     <w:p>
       <w:pPr/>
@@ -3267,24 +1860,6 @@
         </w:rPr>
         <w:t xml:space="preserve"> Y nosotros hemos visto y testificamos que el Padre ha enviado al Hijo para ser Salvador del mundo.</w:t>
       </w:r>
-      <w:r>
-        <w:rPr>
-          <w:lang w:val="es_ES" w:bidi="es_ES"/>
-        </w:rPr>
-      </w:r>
-      <w:r>
-        <w:rPr>
-          <w:lang w:val="es_ES" w:bidi="es_ES"/>
-        </w:rPr>
-      </w:r>
-    </w:p>
-    <w:p>
-      <w:pPr/>
-      <w:r>
-        <w:rPr>
-          <w:lang w:val="es_ES" w:bidi="es_ES"/>
-        </w:rPr>
-      </w:r>
     </w:p>
     <w:p>
       <w:pPr/>
@@ -3306,24 +1881,6 @@
         </w:rPr>
         <w:t xml:space="preserve"> Cualquiera que confesare que Jesús es el Hijo de Dios, Dios está en él, y él en Dios.</w:t>
       </w:r>
-      <w:r>
-        <w:rPr>
-          <w:lang w:val="es_ES" w:bidi="es_ES"/>
-        </w:rPr>
-      </w:r>
-      <w:r>
-        <w:rPr>
-          <w:lang w:val="es_ES" w:bidi="es_ES"/>
-        </w:rPr>
-      </w:r>
-    </w:p>
-    <w:p>
-      <w:pPr/>
-      <w:r>
-        <w:rPr>
-          <w:lang w:val="es_ES" w:bidi="es_ES"/>
-        </w:rPr>
-      </w:r>
     </w:p>
     <w:p>
       <w:pPr/>
@@ -3345,24 +1902,6 @@
         </w:rPr>
         <w:t xml:space="preserve"> Y nosotros hemos conocido y creído el amor que Dios tiene para con nosotros. Dios es amor; y el que vive en amor, vive en Dios, y Dios en él.</w:t>
       </w:r>
-      <w:r>
-        <w:rPr>
-          <w:lang w:val="es_ES" w:bidi="es_ES"/>
-        </w:rPr>
-      </w:r>
-      <w:r>
-        <w:rPr>
-          <w:lang w:val="es_ES" w:bidi="es_ES"/>
-        </w:rPr>
-      </w:r>
-    </w:p>
-    <w:p>
-      <w:pPr/>
-      <w:r>
-        <w:rPr>
-          <w:lang w:val="es_ES" w:bidi="es_ES"/>
-        </w:rPr>
-      </w:r>
     </w:p>
     <w:p>
       <w:pPr/>
@@ -3384,24 +1923,6 @@
         </w:rPr>
         <w:t xml:space="preserve"> En esto es perfecto el amor con nosotros, para que tengamos confianza en el día del juicio; pues como él es, así somos nosotros en este mundo.</w:t>
       </w:r>
-      <w:r>
-        <w:rPr>
-          <w:lang w:val="es_ES" w:bidi="es_ES"/>
-        </w:rPr>
-      </w:r>
-      <w:r>
-        <w:rPr>
-          <w:lang w:val="es_ES" w:bidi="es_ES"/>
-        </w:rPr>
-      </w:r>
-    </w:p>
-    <w:p>
-      <w:pPr/>
-      <w:r>
-        <w:rPr>
-          <w:lang w:val="es_ES" w:bidi="es_ES"/>
-        </w:rPr>
-      </w:r>
     </w:p>
     <w:p>
       <w:pPr/>
@@ -3423,24 +1944,6 @@
         </w:rPr>
         <w:t xml:space="preserve"> En amor no hay temor; mas el perfecto amor echa fuera el temor: porque el temor tiene pena. De donde el que teme, no está perfecto en el amor.</w:t>
       </w:r>
-      <w:r>
-        <w:rPr>
-          <w:lang w:val="es_ES" w:bidi="es_ES"/>
-        </w:rPr>
-      </w:r>
-      <w:r>
-        <w:rPr>
-          <w:lang w:val="es_ES" w:bidi="es_ES"/>
-        </w:rPr>
-      </w:r>
-    </w:p>
-    <w:p>
-      <w:pPr/>
-      <w:r>
-        <w:rPr>
-          <w:lang w:val="es_ES" w:bidi="es_ES"/>
-        </w:rPr>
-      </w:r>
     </w:p>
     <w:p>
       <w:pPr/>
@@ -3462,24 +1965,6 @@
         </w:rPr>
         <w:t xml:space="preserve"> Nosotros le amamos á él, porque él nos amó primero.</w:t>
       </w:r>
-      <w:r>
-        <w:rPr>
-          <w:lang w:val="es_ES" w:bidi="es_ES"/>
-        </w:rPr>
-      </w:r>
-      <w:r>
-        <w:rPr>
-          <w:lang w:val="es_ES" w:bidi="es_ES"/>
-        </w:rPr>
-      </w:r>
-    </w:p>
-    <w:p>
-      <w:pPr/>
-      <w:r>
-        <w:rPr>
-          <w:lang w:val="es_ES" w:bidi="es_ES"/>
-        </w:rPr>
-      </w:r>
     </w:p>
     <w:p>
       <w:pPr/>
@@ -3501,24 +1986,6 @@
         </w:rPr>
         <w:t xml:space="preserve"> Si alguno dice, Yo amo á Dios, y aborrece á su hermano, es mentiroso. Porque el que no ama á su hermano al cual ha visto, ¿cómo puede amar á Dios á quien no ha visto?</w:t>
       </w:r>
-      <w:r>
-        <w:rPr>
-          <w:lang w:val="es_ES" w:bidi="es_ES"/>
-        </w:rPr>
-      </w:r>
-      <w:r>
-        <w:rPr>
-          <w:lang w:val="es_ES" w:bidi="es_ES"/>
-        </w:rPr>
-      </w:r>
-    </w:p>
-    <w:p>
-      <w:pPr/>
-      <w:r>
-        <w:rPr>
-          <w:lang w:val="es_ES" w:bidi="es_ES"/>
-        </w:rPr>
-      </w:r>
     </w:p>
     <w:p>
       <w:pPr/>
@@ -3540,24 +2007,6 @@
         </w:rPr>
         <w:t xml:space="preserve"> Y nosotros tenemos este mandamiento de él: Que el que ama á Dios, ame también á su hermano.</w:t>
       </w:r>
-      <w:r>
-        <w:rPr>
-          <w:lang w:val="es_ES" w:bidi="es_ES"/>
-        </w:rPr>
-      </w:r>
-      <w:r>
-        <w:rPr>
-          <w:lang w:val="es_ES" w:bidi="es_ES"/>
-        </w:rPr>
-      </w:r>
-    </w:p>
-    <w:p>
-      <w:pPr/>
-      <w:r>
-        <w:rPr>
-          <w:lang w:val="es_ES" w:bidi="es_ES"/>
-        </w:rPr>
-      </w:r>
     </w:p>
     <w:p>
       <w:pPr>
@@ -3567,7 +2016,7 @@
         <w:rPr>
           <w:lang w:val="es_ES" w:bidi="es_ES"/>
         </w:rPr>
-        <w:t>1 John 5:1</w:t>
+        <w:t>1 Juan 5:1</w:t>
       </w:r>
       <w:r>
         <w:rPr>
@@ -3595,24 +2044,6 @@
         </w:rPr>
         <w:t xml:space="preserve"> TODO aquel que cree que Jesús es el Cristo, es nacido de Dios: y cualquiera que ama al que ha engendrado, ama también al que es nacido de él.</w:t>
       </w:r>
-      <w:r>
-        <w:rPr>
-          <w:lang w:val="es_ES" w:bidi="es_ES"/>
-        </w:rPr>
-      </w:r>
-      <w:r>
-        <w:rPr>
-          <w:lang w:val="es_ES" w:bidi="es_ES"/>
-        </w:rPr>
-      </w:r>
-    </w:p>
-    <w:p>
-      <w:pPr/>
-      <w:r>
-        <w:rPr>
-          <w:lang w:val="es_ES" w:bidi="es_ES"/>
-        </w:rPr>
-      </w:r>
     </w:p>
     <w:p>
       <w:pPr/>
@@ -3634,24 +2065,6 @@
         </w:rPr>
         <w:t xml:space="preserve"> En esto conocemos que amamos á los hijos de Dios, cuando amamos á Dios, y guardamos sus mandamientos.</w:t>
       </w:r>
-      <w:r>
-        <w:rPr>
-          <w:lang w:val="es_ES" w:bidi="es_ES"/>
-        </w:rPr>
-      </w:r>
-      <w:r>
-        <w:rPr>
-          <w:lang w:val="es_ES" w:bidi="es_ES"/>
-        </w:rPr>
-      </w:r>
-    </w:p>
-    <w:p>
-      <w:pPr/>
-      <w:r>
-        <w:rPr>
-          <w:lang w:val="es_ES" w:bidi="es_ES"/>
-        </w:rPr>
-      </w:r>
     </w:p>
     <w:p>
       <w:pPr/>
@@ -3673,24 +2086,6 @@
         </w:rPr>
         <w:t xml:space="preserve"> Porque este es el amor de Dios, que guardemos sus mandamientos; y sus mandamientos no son penosos.</w:t>
       </w:r>
-      <w:r>
-        <w:rPr>
-          <w:lang w:val="es_ES" w:bidi="es_ES"/>
-        </w:rPr>
-      </w:r>
-      <w:r>
-        <w:rPr>
-          <w:lang w:val="es_ES" w:bidi="es_ES"/>
-        </w:rPr>
-      </w:r>
-    </w:p>
-    <w:p>
-      <w:pPr/>
-      <w:r>
-        <w:rPr>
-          <w:lang w:val="es_ES" w:bidi="es_ES"/>
-        </w:rPr>
-      </w:r>
     </w:p>
     <w:p>
       <w:pPr/>
@@ -3712,24 +2107,6 @@
         </w:rPr>
         <w:t xml:space="preserve"> Porque todo aquello que es nacido de Dios vence al mundo: y esta es la victoria que vence al mundo, nuestra fe.</w:t>
       </w:r>
-      <w:r>
-        <w:rPr>
-          <w:lang w:val="es_ES" w:bidi="es_ES"/>
-        </w:rPr>
-      </w:r>
-      <w:r>
-        <w:rPr>
-          <w:lang w:val="es_ES" w:bidi="es_ES"/>
-        </w:rPr>
-      </w:r>
-    </w:p>
-    <w:p>
-      <w:pPr/>
-      <w:r>
-        <w:rPr>
-          <w:lang w:val="es_ES" w:bidi="es_ES"/>
-        </w:rPr>
-      </w:r>
     </w:p>
     <w:p>
       <w:pPr/>
@@ -3751,24 +2128,6 @@
         </w:rPr>
         <w:t xml:space="preserve"> ¿Quién es el que vence al mundo, sino el que cree que Jesús es el Hijo de Dios?</w:t>
       </w:r>
-      <w:r>
-        <w:rPr>
-          <w:lang w:val="es_ES" w:bidi="es_ES"/>
-        </w:rPr>
-      </w:r>
-      <w:r>
-        <w:rPr>
-          <w:lang w:val="es_ES" w:bidi="es_ES"/>
-        </w:rPr>
-      </w:r>
-    </w:p>
-    <w:p>
-      <w:pPr/>
-      <w:r>
-        <w:rPr>
-          <w:lang w:val="es_ES" w:bidi="es_ES"/>
-        </w:rPr>
-      </w:r>
     </w:p>
     <w:p>
       <w:pPr/>
@@ -3790,24 +2149,6 @@
         </w:rPr>
         <w:t xml:space="preserve"> Este es Jesucristo, que vino por agua y sangre: no por agua solamente, sino por agua y sangre. Y el Espíritu es el que da testimonio: porque el Espíritu es la verdad.</w:t>
       </w:r>
-      <w:r>
-        <w:rPr>
-          <w:lang w:val="es_ES" w:bidi="es_ES"/>
-        </w:rPr>
-      </w:r>
-      <w:r>
-        <w:rPr>
-          <w:lang w:val="es_ES" w:bidi="es_ES"/>
-        </w:rPr>
-      </w:r>
-    </w:p>
-    <w:p>
-      <w:pPr/>
-      <w:r>
-        <w:rPr>
-          <w:lang w:val="es_ES" w:bidi="es_ES"/>
-        </w:rPr>
-      </w:r>
     </w:p>
     <w:p>
       <w:pPr/>
@@ -3829,24 +2170,6 @@
         </w:rPr>
         <w:t xml:space="preserve"> Porque tres son los que dan testimonio en el cielo, el Padre, el Verbo, y el Espíritu Santo: y estos tres son uno.</w:t>
       </w:r>
-      <w:r>
-        <w:rPr>
-          <w:lang w:val="es_ES" w:bidi="es_ES"/>
-        </w:rPr>
-      </w:r>
-      <w:r>
-        <w:rPr>
-          <w:lang w:val="es_ES" w:bidi="es_ES"/>
-        </w:rPr>
-      </w:r>
-    </w:p>
-    <w:p>
-      <w:pPr/>
-      <w:r>
-        <w:rPr>
-          <w:lang w:val="es_ES" w:bidi="es_ES"/>
-        </w:rPr>
-      </w:r>
     </w:p>
     <w:p>
       <w:pPr/>
@@ -3868,24 +2191,6 @@
         </w:rPr>
         <w:t xml:space="preserve"> Y tres son los que dan testimonio en la tierra, el Espíritu, y el agua, y la sangre: y estos tres concuerdan en uno.</w:t>
       </w:r>
-      <w:r>
-        <w:rPr>
-          <w:lang w:val="es_ES" w:bidi="es_ES"/>
-        </w:rPr>
-      </w:r>
-      <w:r>
-        <w:rPr>
-          <w:lang w:val="es_ES" w:bidi="es_ES"/>
-        </w:rPr>
-      </w:r>
-    </w:p>
-    <w:p>
-      <w:pPr/>
-      <w:r>
-        <w:rPr>
-          <w:lang w:val="es_ES" w:bidi="es_ES"/>
-        </w:rPr>
-      </w:r>
     </w:p>
     <w:p>
       <w:pPr/>
@@ -3907,24 +2212,6 @@
         </w:rPr>
         <w:t xml:space="preserve"> Si recibimos el testimonio de los hombres, el testimonio de Dios es mayor; porque éste es el testimonio de Dios, que ha testificado de su Hijo.</w:t>
       </w:r>
-      <w:r>
-        <w:rPr>
-          <w:lang w:val="es_ES" w:bidi="es_ES"/>
-        </w:rPr>
-      </w:r>
-      <w:r>
-        <w:rPr>
-          <w:lang w:val="es_ES" w:bidi="es_ES"/>
-        </w:rPr>
-      </w:r>
-    </w:p>
-    <w:p>
-      <w:pPr/>
-      <w:r>
-        <w:rPr>
-          <w:lang w:val="es_ES" w:bidi="es_ES"/>
-        </w:rPr>
-      </w:r>
     </w:p>
     <w:p>
       <w:pPr/>
@@ -3946,24 +2233,6 @@
         </w:rPr>
         <w:t xml:space="preserve"> El que cree en el Hijo de Dios, tiene el testimonio en sí mismo: el que no cree á Dios, le ha hecho mentiroso; porque no ha creído en el testimonio que Dios ha testificado de su Hijo.</w:t>
       </w:r>
-      <w:r>
-        <w:rPr>
-          <w:lang w:val="es_ES" w:bidi="es_ES"/>
-        </w:rPr>
-      </w:r>
-      <w:r>
-        <w:rPr>
-          <w:lang w:val="es_ES" w:bidi="es_ES"/>
-        </w:rPr>
-      </w:r>
-    </w:p>
-    <w:p>
-      <w:pPr/>
-      <w:r>
-        <w:rPr>
-          <w:lang w:val="es_ES" w:bidi="es_ES"/>
-        </w:rPr>
-      </w:r>
     </w:p>
     <w:p>
       <w:pPr/>
@@ -3985,24 +2254,6 @@
         </w:rPr>
         <w:t xml:space="preserve"> Y este es el testimonio: Que Dios nos ha dado vida eterna; y esta vida está en su Hijo.</w:t>
       </w:r>
-      <w:r>
-        <w:rPr>
-          <w:lang w:val="es_ES" w:bidi="es_ES"/>
-        </w:rPr>
-      </w:r>
-      <w:r>
-        <w:rPr>
-          <w:lang w:val="es_ES" w:bidi="es_ES"/>
-        </w:rPr>
-      </w:r>
-    </w:p>
-    <w:p>
-      <w:pPr/>
-      <w:r>
-        <w:rPr>
-          <w:lang w:val="es_ES" w:bidi="es_ES"/>
-        </w:rPr>
-      </w:r>
     </w:p>
     <w:p>
       <w:pPr/>
@@ -4024,24 +2275,6 @@
         </w:rPr>
         <w:t xml:space="preserve"> El que tiene al Hijo, tiene la vida: el que no tiene al Hijo de Dios, no tiene la vida.</w:t>
       </w:r>
-      <w:r>
-        <w:rPr>
-          <w:lang w:val="es_ES" w:bidi="es_ES"/>
-        </w:rPr>
-      </w:r>
-      <w:r>
-        <w:rPr>
-          <w:lang w:val="es_ES" w:bidi="es_ES"/>
-        </w:rPr>
-      </w:r>
-    </w:p>
-    <w:p>
-      <w:pPr/>
-      <w:r>
-        <w:rPr>
-          <w:lang w:val="es_ES" w:bidi="es_ES"/>
-        </w:rPr>
-      </w:r>
     </w:p>
     <w:p>
       <w:pPr/>
@@ -4063,24 +2296,6 @@
         </w:rPr>
         <w:t xml:space="preserve"> Estas cosas he escrito á vosotros que creéis en el nombre del Hijo de Dios, para que sepáis que tenéis vida eterna, y para que creáis en el nombre del Hijo de Dios.</w:t>
       </w:r>
-      <w:r>
-        <w:rPr>
-          <w:lang w:val="es_ES" w:bidi="es_ES"/>
-        </w:rPr>
-      </w:r>
-      <w:r>
-        <w:rPr>
-          <w:lang w:val="es_ES" w:bidi="es_ES"/>
-        </w:rPr>
-      </w:r>
-    </w:p>
-    <w:p>
-      <w:pPr/>
-      <w:r>
-        <w:rPr>
-          <w:lang w:val="es_ES" w:bidi="es_ES"/>
-        </w:rPr>
-      </w:r>
     </w:p>
     <w:p>
       <w:pPr/>
@@ -4102,24 +2317,6 @@
         </w:rPr>
         <w:t xml:space="preserve"> Y esta es la confianza que tenemos en él, que si demandáremos alguna cosa conforme á su voluntad, él nos oye.</w:t>
       </w:r>
-      <w:r>
-        <w:rPr>
-          <w:lang w:val="es_ES" w:bidi="es_ES"/>
-        </w:rPr>
-      </w:r>
-      <w:r>
-        <w:rPr>
-          <w:lang w:val="es_ES" w:bidi="es_ES"/>
-        </w:rPr>
-      </w:r>
-    </w:p>
-    <w:p>
-      <w:pPr/>
-      <w:r>
-        <w:rPr>
-          <w:lang w:val="es_ES" w:bidi="es_ES"/>
-        </w:rPr>
-      </w:r>
     </w:p>
     <w:p>
       <w:pPr/>
@@ -4141,24 +2338,6 @@
         </w:rPr>
         <w:t xml:space="preserve"> Y si sabemos que él nos oye en cualquiera cosa que demandáremos, sabemos que tenemos las peticiones que le hubiéremos demandado.</w:t>
       </w:r>
-      <w:r>
-        <w:rPr>
-          <w:lang w:val="es_ES" w:bidi="es_ES"/>
-        </w:rPr>
-      </w:r>
-      <w:r>
-        <w:rPr>
-          <w:lang w:val="es_ES" w:bidi="es_ES"/>
-        </w:rPr>
-      </w:r>
-    </w:p>
-    <w:p>
-      <w:pPr/>
-      <w:r>
-        <w:rPr>
-          <w:lang w:val="es_ES" w:bidi="es_ES"/>
-        </w:rPr>
-      </w:r>
     </w:p>
     <w:p>
       <w:pPr/>
@@ -4180,24 +2359,6 @@
         </w:rPr>
         <w:t xml:space="preserve"> Si alguno viere cometer á su hermano pecado no de muerte, demandará, y se le dará vida; digo á los que pecan no de muerte. Hay pecado de muerte, por el cual yo no digo que ruegue.</w:t>
       </w:r>
-      <w:r>
-        <w:rPr>
-          <w:lang w:val="es_ES" w:bidi="es_ES"/>
-        </w:rPr>
-      </w:r>
-      <w:r>
-        <w:rPr>
-          <w:lang w:val="es_ES" w:bidi="es_ES"/>
-        </w:rPr>
-      </w:r>
-    </w:p>
-    <w:p>
-      <w:pPr/>
-      <w:r>
-        <w:rPr>
-          <w:lang w:val="es_ES" w:bidi="es_ES"/>
-        </w:rPr>
-      </w:r>
     </w:p>
     <w:p>
       <w:pPr/>
@@ -4219,24 +2380,6 @@
         </w:rPr>
         <w:t xml:space="preserve"> Toda maldad es pecado; mas hay pecado no de muerte.</w:t>
       </w:r>
-      <w:r>
-        <w:rPr>
-          <w:lang w:val="es_ES" w:bidi="es_ES"/>
-        </w:rPr>
-      </w:r>
-      <w:r>
-        <w:rPr>
-          <w:lang w:val="es_ES" w:bidi="es_ES"/>
-        </w:rPr>
-      </w:r>
-    </w:p>
-    <w:p>
-      <w:pPr/>
-      <w:r>
-        <w:rPr>
-          <w:lang w:val="es_ES" w:bidi="es_ES"/>
-        </w:rPr>
-      </w:r>
     </w:p>
     <w:p>
       <w:pPr/>
@@ -4258,24 +2401,6 @@
         </w:rPr>
         <w:t xml:space="preserve"> Sabemos que cualquiera que es nacido de Dios, no peca; mas el que es engendrado de Dios, se guarda á sí mismo, y el maligno no le toca.</w:t>
       </w:r>
-      <w:r>
-        <w:rPr>
-          <w:lang w:val="es_ES" w:bidi="es_ES"/>
-        </w:rPr>
-      </w:r>
-      <w:r>
-        <w:rPr>
-          <w:lang w:val="es_ES" w:bidi="es_ES"/>
-        </w:rPr>
-      </w:r>
-    </w:p>
-    <w:p>
-      <w:pPr/>
-      <w:r>
-        <w:rPr>
-          <w:lang w:val="es_ES" w:bidi="es_ES"/>
-        </w:rPr>
-      </w:r>
     </w:p>
     <w:p>
       <w:pPr/>
@@ -4297,24 +2422,6 @@
         </w:rPr>
         <w:t xml:space="preserve"> Sabemos que somos de Dios, y todo el mundo está puesto en maldad.</w:t>
       </w:r>
-      <w:r>
-        <w:rPr>
-          <w:lang w:val="es_ES" w:bidi="es_ES"/>
-        </w:rPr>
-      </w:r>
-      <w:r>
-        <w:rPr>
-          <w:lang w:val="es_ES" w:bidi="es_ES"/>
-        </w:rPr>
-      </w:r>
-    </w:p>
-    <w:p>
-      <w:pPr/>
-      <w:r>
-        <w:rPr>
-          <w:lang w:val="es_ES" w:bidi="es_ES"/>
-        </w:rPr>
-      </w:r>
     </w:p>
     <w:p>
       <w:pPr/>
@@ -4336,24 +2443,6 @@
         </w:rPr>
         <w:t xml:space="preserve"> Empero sabemos que el Hijo de Dios es venido, y nos ha dado entendimiento para conocer al que es verdadero: y estamos en el verdadero, en su Hijo Jesucristo. Este es el verdadero Dios, y la vida eterna.</w:t>
       </w:r>
-      <w:r>
-        <w:rPr>
-          <w:lang w:val="es_ES" w:bidi="es_ES"/>
-        </w:rPr>
-      </w:r>
-      <w:r>
-        <w:rPr>
-          <w:lang w:val="es_ES" w:bidi="es_ES"/>
-        </w:rPr>
-      </w:r>
-    </w:p>
-    <w:p>
-      <w:pPr/>
-      <w:r>
-        <w:rPr>
-          <w:lang w:val="es_ES" w:bidi="es_ES"/>
-        </w:rPr>
-      </w:r>
     </w:p>
     <w:p>
       <w:pPr/>
@@ -4374,16 +2463,6 @@
           <w:lang w:val="es_ES" w:bidi="es_ES"/>
         </w:rPr>
         <w:t xml:space="preserve"> Hijitos, guardaos de los ídolos. Amén.</w:t>
-      </w:r>
-      <w:r>
-        <w:rPr>
-          <w:lang w:val="es_ES" w:bidi="es_ES"/>
-        </w:rPr>
-      </w:r>
-      <w:r>
-        <w:rPr>
-          <w:lang w:val="es_ES" w:bidi="es_ES"/>
-        </w:rPr>
       </w:r>
     </w:p>
     <w:sectPr>
